--- a/testakten/unfallversicherung-arbeitsunfall-lagerleiter-sturz-trier/23_bg_ablehnungsbescheid_vollversion.docx
+++ b/testakten/unfallversicherung-arbeitsunfall-lagerleiter-sturz-trier/23_bg_ablehnungsbescheid_vollversion.docx
@@ -40,7 +40,7 @@
           <w:i w:val="0"/>
           <w:sz w:val="22"/>
         </w:rPr>
-        <w:t>Loebstrasse 22, 54292 Trier</w:t>
+        <w:t>Löbstraße 22, 54292 Trier</w:t>
       </w:r>
     </w:p>
     <w:p>
@@ -51,7 +51,7 @@
           <w:i w:val="0"/>
           <w:sz w:val="22"/>
         </w:rPr>
-        <w:t>Aktenzeichen: BGHW-2026-350118-MOELLER</w:t>
+        <w:t>Aktenzeichen: BGHW-2026-350118-MÖLLER</w:t>
       </w:r>
     </w:p>
     <w:p/>
@@ -101,7 +101,7 @@
           <w:i w:val="0"/>
           <w:sz w:val="22"/>
         </w:rPr>
-        <w:t>Der Versicherte gibt an, am 03.04.2026 gegen 6:42 Uhr beim Loesen einer klemmenden Ueberladebruecke an Rampe 4 gestuerzt zu sein. Zeugen des unmittelbaren Sturzvorgangs liegen nicht vor. Die Videoaufzeichnung der betreffenden Kamera war im fraglichen Zeitraum unterbrochen.</w:t>
+        <w:t>Der Versicherte gibt an, am 03.04.2026 gegen 6:42 Uhr beim Lösen einer klemmenden Überladebrücke an Rampe 4 gestürzt zu sein. Zeugen des unmittelbaren Sturzvorgangs liegen nicht vor. Die Videoaufzeichnung der betreffenden Kamera war im fraglichen Zeitraum unterbrochen.</w:t>
       </w:r>
     </w:p>
     <w:p>
@@ -109,7 +109,7 @@
         <w:pStyle w:val="Heading2"/>
       </w:pPr>
       <w:r>
-        <w:t>3. Rechtliche Wuerdigung</w:t>
+        <w:t>3. Rechtliche Würdigung</w:t>
       </w:r>
     </w:p>
     <w:p>
@@ -120,7 +120,7 @@
           <w:i w:val="0"/>
           <w:sz w:val="22"/>
         </w:rPr>
-        <w:t>Nach Paragraf 8 Absatz 1 SGB VII ist Arbeitsunfall ein zeitlich begrenztes, von aussen auf den Koerper einwirkendes Ereignis, das zu einem Gesundheitsschaden fuehrt und das im Vollbeweis nachgewiesen sein muss. Die Berufsgenossenschaft sieht dieses Ereignis vorliegend nicht als hinreichend nachgewiesen an, da keine unmittelbare Beobachtung des Sturzvorgangs vorliegt und die medizinischen Befunde eine bereits vorbestehende degenerative Schaedigung der rechten Schulter zeigen.</w:t>
+        <w:t>Nach Paragraf 8 Absatz 1 SGB VII ist Arbeitsunfall ein zeitlich begrenztes, von außen auf den Körper einwirkendes Ereignis, das zu einem Gesundheitsschaden führt und das im Vollbeweis nachgewiesen sein muss. Die Berufsgenossenschaft sieht dieses Ereignis vorliegend nicht als hinreichend nachgewiesen an, da keine unmittelbare Beobachtung des Sturzvorgangs vorliegt und die medizinischen Befunde eine bereits vorbestehende degenerative Schädigung der rechten Schulter zeigen.</w:t>
       </w:r>
     </w:p>
     <w:p>
@@ -128,7 +128,7 @@
         <w:pStyle w:val="Heading2"/>
       </w:pPr>
       <w:r>
-        <w:t>4. Wuerdigung der medizinischen Befunde</w:t>
+        <w:t>4. Würdigung der medizinischen Befunde</w:t>
       </w:r>
     </w:p>
     <w:p>
@@ -139,7 +139,7 @@
           <w:i w:val="0"/>
           <w:sz w:val="22"/>
         </w:rPr>
-        <w:t>Der MRT-Befund vom 09.04.2026 zeige eine Teilruptur der Supraspinatussehne bei ausgepraegter AC-Gelenksarthrose. Die Berufsgenossenschaft geht davon aus, dass die Ruptur ueberwiegend wahrscheinlich auf dem vorbestehenden degenerativen Schaden beruht und lediglich zufaellig anlaesslich der beruflichen Taetigkeit symptomatisch geworden sei.</w:t>
+        <w:t>Der MRT-Befund vom 09.04.2026 zeige eine Teilruptur der Supraspinatussehne bei ausgeprägter AC-Gelenksarthrose. Die Berufsgenossenschaft geht davon aus, dass die Ruptur überwiegend wahrscheinlich auf dem vorbestehenden degenerativen Schaden beruht und lediglich zufällig anlässlich der beruflichen Tätigkeit symptomatisch geworden sei.</w:t>
       </w:r>
     </w:p>
     <w:p>
@@ -147,7 +147,7 @@
         <w:pStyle w:val="Heading2"/>
       </w:pPr>
       <w:r>
-        <w:t>5. Nicht beruecksichtigte Gesichtspunkte</w:t>
+        <w:t>5. Nicht berücksichtigte Gesichtspunkte</w:t>
       </w:r>
     </w:p>
     <w:p>
@@ -158,7 +158,7 @@
           <w:i w:val="0"/>
           <w:sz w:val="22"/>
         </w:rPr>
-        <w:t>Der Bescheid geht weder auf das Wartungsbuch der Rampe noch auf die uebereinstimmenden Erstangaben der Zeugen Kopp und Lehnert ein. Der Kameraausfall wird nur als technische Randnotiz erwaehnt, ohne beweisrechtliche Konsequenzen zu ziehen. Das intraoperativ dokumentierte Knochenmarkoedem wird nicht diskutiert.</w:t>
+        <w:t>Der Bescheid geht weder auf das Wartungsbuch der Rampe noch auf die übereinstimmenden Erstangaben der Zeugen Kopp und Lehnert ein. Der Kameraausfall wird nur als technische Randnotiz erwähnt, ohne beweisrechtliche Konsequenzen zu ziehen. Das intraoperativ dokumentierte Knochenmarködem wird nicht diskutiert.</w:t>
       </w:r>
     </w:p>
     <w:p>
@@ -180,25 +180,101 @@
         <w:t>Gegen diesen Bescheid kann innerhalb eines Monats nach Zugang Widerspruch eingelegt werden. Der Bescheid gilt als am 22.06.2026 zugegangen; die Widerspruchsfrist endet damit am 22.07.2026.</w:t>
       </w:r>
     </w:p>
-    <w:p>
-      <w:r>
-        <w:rPr>
-          <w:rFonts w:ascii="Times New Roman" w:hAnsi="Times New Roman"/>
-          <w:b w:val="0"/>
-          <w:i w:val="0"/>
-          <w:sz w:val="22"/>
-        </w:rPr>
-        <w:t>Formathinweis: Dieses Aktenstück wird in Times New Roman, 11 pt, mit ausschließlich dezimaler Gliederung ausgegeben.</w:t>
-      </w:r>
-    </w:p>
     <w:sectPr>
-      <w:pgSz w:w="12240" w:h="15840"/>
-      <w:pgMar w:top="1440" w:right="1800" w:bottom="1440" w:left="1800" w:header="720" w:footer="720" w:gutter="0"/>
+      <w:headerReference w:type="default" r:id="rId9"/>
+      <w:footerReference w:type="default" r:id="rId10"/>
+      <w:pgSz w:w="11906" w:h="16838"/>
+      <w:pgMar w:top="1440" w:right="1800" w:bottom="1440" w:left="1800" w:header="680" w:footer="567" w:gutter="0"/>
       <w:cols w:space="720"/>
       <w:docGrid w:linePitch="360"/>
     </w:sectPr>
   </w:body>
 </w:document>
+</file>
+
+<file path=word/footer1.xml><?xml version="1.0" encoding="utf-8"?>
+<w:ftr xmlns:m="http://schemas.openxmlformats.org/officeDocument/2006/math" xmlns:mc="http://schemas.openxmlformats.org/markup-compatibility/2006" xmlns:mo="http://schemas.microsoft.com/office/mac/office/2008/main" xmlns:mv="urn:schemas-microsoft-com:mac:vml" xmlns:o="urn:schemas-microsoft-com:office:office" xmlns:r="http://schemas.openxmlformats.org/officeDocument/2006/relationships" xmlns:v="urn:schemas-microsoft-com:vml" xmlns:w10="urn:schemas-microsoft-com:office:word" xmlns:w14="http://schemas.microsoft.com/office/word/2010/wordml" xmlns:w="http://schemas.openxmlformats.org/wordprocessingml/2006/main" xmlns:wne="http://schemas.microsoft.com/office/word/2006/wordml" xmlns:wp14="http://schemas.microsoft.com/office/word/2010/wordprocessingDrawing" xmlns:wp="http://schemas.openxmlformats.org/drawingml/2006/wordprocessingDrawing" xmlns:wpc="http://schemas.microsoft.com/office/word/2010/wordprocessingCanvas" xmlns:wpg="http://schemas.microsoft.com/office/word/2010/wordprocessingGroup" xmlns:wpi="http://schemas.microsoft.com/office/word/2010/wordprocessingInk" xmlns:wps="http://schemas.microsoft.com/office/word/2010/wordprocessingShape" mc:Ignorable="w14 wp14">
+  <w:p>
+    <w:pPr>
+      <w:pStyle w:val="Footer"/>
+      <w:tabs>
+        <w:tab w:pos="9071" w:val="right"/>
+      </w:tabs>
+      <w:jc w:val="left"/>
+    </w:pPr>
+    <w:r>
+      <w:rPr>
+        <w:rFonts w:ascii="Times New Roman" w:hAnsi="Times New Roman"/>
+        <w:color w:val="6B6B66"/>
+        <w:sz w:val="16"/>
+      </w:rPr>
+    </w:r>
+    <w:r>
+      <w:rPr>
+        <w:rFonts w:ascii="Times New Roman" w:hAnsi="Times New Roman"/>
+        <w:color w:val="6B6B66"/>
+        <w:sz w:val="16"/>
+      </w:rPr>
+      <w:t>Ablehnungsbescheid der Berufsgenossenschaft</w:t>
+    </w:r>
+    <w:r>
+      <w:rPr>
+        <w:rFonts w:ascii="Times New Roman" w:hAnsi="Times New Roman"/>
+        <w:color w:val="6B6B66"/>
+        <w:sz w:val="16"/>
+      </w:rPr>
+      <w:tab/>
+      <w:t xml:space="preserve">Seite </w:t>
+    </w:r>
+    <w:r>
+      <w:rPr>
+        <w:rFonts w:ascii="Times New Roman" w:hAnsi="Times New Roman"/>
+        <w:color w:val="6B6B66"/>
+        <w:sz w:val="16"/>
+      </w:rPr>
+      <w:fldChar w:fldCharType="begin"/>
+      <w:instrText xml:space="preserve"> PAGE </w:instrText>
+      <w:fldChar w:fldCharType="end"/>
+    </w:r>
+  </w:p>
+</w:ftr>
+</file>
+
+<file path=word/header1.xml><?xml version="1.0" encoding="utf-8"?>
+<w:hdr xmlns:m="http://schemas.openxmlformats.org/officeDocument/2006/math" xmlns:mc="http://schemas.openxmlformats.org/markup-compatibility/2006" xmlns:mo="http://schemas.microsoft.com/office/mac/office/2008/main" xmlns:mv="urn:schemas-microsoft-com:mac:vml" xmlns:o="urn:schemas-microsoft-com:office:office" xmlns:r="http://schemas.openxmlformats.org/officeDocument/2006/relationships" xmlns:v="urn:schemas-microsoft-com:vml" xmlns:w10="urn:schemas-microsoft-com:office:word" xmlns:w14="http://schemas.microsoft.com/office/word/2010/wordml" xmlns:w="http://schemas.openxmlformats.org/wordprocessingml/2006/main" xmlns:wne="http://schemas.microsoft.com/office/word/2006/wordml" xmlns:wp14="http://schemas.microsoft.com/office/word/2010/wordprocessingDrawing" xmlns:wp="http://schemas.openxmlformats.org/drawingml/2006/wordprocessingDrawing" xmlns:wpc="http://schemas.microsoft.com/office/word/2010/wordprocessingCanvas" xmlns:wpg="http://schemas.microsoft.com/office/word/2010/wordprocessingGroup" xmlns:wpi="http://schemas.microsoft.com/office/word/2010/wordprocessingInk" xmlns:wps="http://schemas.microsoft.com/office/word/2010/wordprocessingShape" mc:Ignorable="w14 wp14">
+  <w:p>
+    <w:pPr>
+      <w:pStyle w:val="Header"/>
+      <w:jc w:val="left"/>
+    </w:pPr>
+    <w:r/>
+    <w:r>
+      <w:rPr>
+        <w:rFonts w:ascii="Times New Roman" w:hAnsi="Times New Roman"/>
+        <w:b/>
+        <w:color w:val="3B3F45"/>
+        <w:sz w:val="24"/>
+      </w:rPr>
+      <w:t>Ablehnungsbescheid der Berufsgenossenschaft</w:t>
+    </w:r>
+  </w:p>
+  <w:p>
+    <w:pPr>
+      <w:jc w:val="left"/>
+      <w:pBdr>
+        <w:bottom w:val="single" w:sz="6" w:space="2" w:color="3B3F45"/>
+      </w:pBdr>
+    </w:pPr>
+    <w:r>
+      <w:rPr>
+        <w:rFonts w:ascii="Times New Roman" w:hAnsi="Times New Roman"/>
+        <w:color w:val="6B6B66"/>
+        <w:sz w:val="16"/>
+      </w:rPr>
+      <w:t>ausformulierte Vollversion · Aktenzeichen: BGHW-2026-350118-MÖLLER</w:t>
+    </w:r>
+  </w:p>
+</w:hdr>
 </file>
 
 <file path=word/numbering.xml><?xml version="1.0" encoding="utf-8"?>
